--- a/docs/restaurant_schema.docx
+++ b/docs/restaurant_schema.docx
@@ -34,6 +34,7 @@
         </w:rPr>
         <w:t>(</w:t>
       </w:r>
+      <w:proofErr w:type="spellStart"/>
       <w:proofErr w:type="gramEnd"/>
       <w:r>
         <w:rPr>
@@ -41,7 +42,96 @@
           <w:kern w:val="0"/>
           <w14:ligatures w14:val="none"/>
         </w:rPr>
-        <w:t>supplier_id PK, supplier_name, address, phone_number, contact_name)</w:t>
+        <w:t>supplier_id</w:t>
+      </w:r>
+      <w:proofErr w:type="spellEnd"/>
+      <w:r>
+        <w:rPr>
+          <w:rFonts w:ascii="Times New Roman" w:eastAsia="Times New Roman" w:hAnsi="Times New Roman" w:cs="Times New Roman"/>
+          <w:kern w:val="0"/>
+          <w14:ligatures w14:val="none"/>
+        </w:rPr>
+        <w:t xml:space="preserve"> PK, </w:t>
+      </w:r>
+      <w:proofErr w:type="spellStart"/>
+      <w:r>
+        <w:rPr>
+          <w:rFonts w:ascii="Times New Roman" w:eastAsia="Times New Roman" w:hAnsi="Times New Roman" w:cs="Times New Roman"/>
+          <w:kern w:val="0"/>
+          <w14:ligatures w14:val="none"/>
+        </w:rPr>
+        <w:t>supplier_name</w:t>
+      </w:r>
+      <w:proofErr w:type="spellEnd"/>
+      <w:r>
+        <w:rPr>
+          <w:rFonts w:ascii="Times New Roman" w:eastAsia="Times New Roman" w:hAnsi="Times New Roman" w:cs="Times New Roman"/>
+          <w:kern w:val="0"/>
+          <w14:ligatures w14:val="none"/>
+        </w:rPr>
+        <w:t>, address</w:t>
+      </w:r>
+      <w:r>
+        <w:rPr>
+          <w:rFonts w:ascii="Times New Roman" w:eastAsia="Times New Roman" w:hAnsi="Times New Roman" w:cs="Times New Roman"/>
+          <w:kern w:val="0"/>
+          <w14:ligatures w14:val="none"/>
+        </w:rPr>
+        <w:t xml:space="preserve">, city, state, </w:t>
+      </w:r>
+      <w:proofErr w:type="spellStart"/>
+      <w:r>
+        <w:rPr>
+          <w:rFonts w:ascii="Times New Roman" w:eastAsia="Times New Roman" w:hAnsi="Times New Roman" w:cs="Times New Roman"/>
+          <w:kern w:val="0"/>
+          <w14:ligatures w14:val="none"/>
+        </w:rPr>
+        <w:t>zip_code</w:t>
+      </w:r>
+      <w:proofErr w:type="spellEnd"/>
+      <w:r>
+        <w:rPr>
+          <w:rFonts w:ascii="Times New Roman" w:eastAsia="Times New Roman" w:hAnsi="Times New Roman" w:cs="Times New Roman"/>
+          <w:kern w:val="0"/>
+          <w14:ligatures w14:val="none"/>
+        </w:rPr>
+        <w:t xml:space="preserve">, </w:t>
+      </w:r>
+      <w:proofErr w:type="spellStart"/>
+      <w:r>
+        <w:rPr>
+          <w:rFonts w:ascii="Times New Roman" w:eastAsia="Times New Roman" w:hAnsi="Times New Roman" w:cs="Times New Roman"/>
+          <w:kern w:val="0"/>
+          <w14:ligatures w14:val="none"/>
+        </w:rPr>
+        <w:t>phone_number</w:t>
+      </w:r>
+      <w:proofErr w:type="spellEnd"/>
+      <w:r>
+        <w:rPr>
+          <w:rFonts w:ascii="Times New Roman" w:eastAsia="Times New Roman" w:hAnsi="Times New Roman" w:cs="Times New Roman"/>
+          <w:kern w:val="0"/>
+          <w14:ligatures w14:val="none"/>
+        </w:rPr>
+        <w:t xml:space="preserve">, </w:t>
+      </w:r>
+      <w:proofErr w:type="spellStart"/>
+      <w:r>
+        <w:rPr>
+          <w:rFonts w:ascii="Times New Roman" w:eastAsia="Times New Roman" w:hAnsi="Times New Roman" w:cs="Times New Roman"/>
+          <w:kern w:val="0"/>
+          <w14:ligatures w14:val="none"/>
+        </w:rPr>
+        <w:t>contact_name</w:t>
+      </w:r>
+      <w:proofErr w:type="spellEnd"/>
+      <w:r>
+        <w:rPr>
+          <w:rFonts w:ascii="Times New Roman" w:eastAsia="Times New Roman" w:hAnsi="Times New Roman" w:cs="Times New Roman"/>
+          <w:kern w:val="0"/>
+          <w14:ligatures w14:val="none"/>
+        </w:rPr>
+        <w:t>)</w:t>
       </w:r>
     </w:p>
     <w:p>
@@ -141,6 +231,7 @@
           <w14:ligatures w14:val="none"/>
         </w:rPr>
       </w:pPr>
+      <w:proofErr w:type="spellStart"/>
       <w:r>
         <w:rPr>
           <w:rFonts w:ascii="Times New Roman" w:eastAsia="Times New Roman" w:hAnsi="Times New Roman" w:cs="Times New Roman"/>
@@ -162,6 +253,7 @@
         </w:rPr>
         <w:t>conversion</w:t>
       </w:r>
+      <w:proofErr w:type="spellEnd"/>
       <w:r>
         <w:rPr>
           <w:rFonts w:ascii="Times New Roman" w:eastAsia="Times New Roman" w:hAnsi="Times New Roman" w:cs="Times New Roman"/>
@@ -170,6 +262,7 @@
         </w:rPr>
         <w:t>(</w:t>
       </w:r>
+      <w:proofErr w:type="spellStart"/>
       <w:proofErr w:type="gramEnd"/>
       <w:r>
         <w:rPr>
@@ -177,7 +270,16 @@
           <w:kern w:val="0"/>
           <w14:ligatures w14:val="none"/>
         </w:rPr>
-        <w:t xml:space="preserve">from_unit </w:t>
+        <w:t>from_unit</w:t>
+      </w:r>
+      <w:proofErr w:type="spellEnd"/>
+      <w:r>
+        <w:rPr>
+          <w:rFonts w:ascii="Times New Roman" w:eastAsia="Times New Roman" w:hAnsi="Times New Roman" w:cs="Times New Roman"/>
+          <w:kern w:val="0"/>
+          <w14:ligatures w14:val="none"/>
+        </w:rPr>
+        <w:t xml:space="preserve"> </w:t>
       </w:r>
       <w:proofErr w:type="spellStart"/>
       <w:r>
@@ -195,7 +297,25 @@
           <w:kern w:val="0"/>
           <w14:ligatures w14:val="none"/>
         </w:rPr>
-        <w:t xml:space="preserve">, to_unit </w:t>
+        <w:t xml:space="preserve">, </w:t>
+      </w:r>
+      <w:proofErr w:type="spellStart"/>
+      <w:r>
+        <w:rPr>
+          <w:rFonts w:ascii="Times New Roman" w:eastAsia="Times New Roman" w:hAnsi="Times New Roman" w:cs="Times New Roman"/>
+          <w:kern w:val="0"/>
+          <w14:ligatures w14:val="none"/>
+        </w:rPr>
+        <w:t>to_unit</w:t>
+      </w:r>
+      <w:proofErr w:type="spellEnd"/>
+      <w:r>
+        <w:rPr>
+          <w:rFonts w:ascii="Times New Roman" w:eastAsia="Times New Roman" w:hAnsi="Times New Roman" w:cs="Times New Roman"/>
+          <w:kern w:val="0"/>
+          <w14:ligatures w14:val="none"/>
+        </w:rPr>
+        <w:t xml:space="preserve"> </w:t>
       </w:r>
       <w:proofErr w:type="spellStart"/>
       <w:r>
@@ -229,6 +349,7 @@
           <w14:ligatures w14:val="none"/>
         </w:rPr>
       </w:pPr>
+      <w:proofErr w:type="spellStart"/>
       <w:r>
         <w:rPr>
           <w:rFonts w:ascii="Times New Roman" w:eastAsia="Times New Roman" w:hAnsi="Times New Roman" w:cs="Times New Roman"/>
@@ -250,6 +371,7 @@
         </w:rPr>
         <w:t>conversion</w:t>
       </w:r>
+      <w:proofErr w:type="spellEnd"/>
       <w:r>
         <w:rPr>
           <w:rFonts w:ascii="Times New Roman" w:eastAsia="Times New Roman" w:hAnsi="Times New Roman" w:cs="Times New Roman"/>
@@ -258,6 +380,7 @@
         </w:rPr>
         <w:t>(</w:t>
       </w:r>
+      <w:proofErr w:type="spellStart"/>
       <w:proofErr w:type="gramEnd"/>
       <w:r>
         <w:rPr>
@@ -265,7 +388,16 @@
           <w:kern w:val="0"/>
           <w14:ligatures w14:val="none"/>
         </w:rPr>
-        <w:t xml:space="preserve">ingredient_id </w:t>
+        <w:t>ingredient_id</w:t>
+      </w:r>
+      <w:proofErr w:type="spellEnd"/>
+      <w:r>
+        <w:rPr>
+          <w:rFonts w:ascii="Times New Roman" w:eastAsia="Times New Roman" w:hAnsi="Times New Roman" w:cs="Times New Roman"/>
+          <w:kern w:val="0"/>
+          <w14:ligatures w14:val="none"/>
+        </w:rPr>
+        <w:t xml:space="preserve"> </w:t>
       </w:r>
       <w:proofErr w:type="spellStart"/>
       <w:r>
@@ -283,7 +415,25 @@
           <w:kern w:val="0"/>
           <w14:ligatures w14:val="none"/>
         </w:rPr>
-        <w:t xml:space="preserve">, from_unit </w:t>
+        <w:t xml:space="preserve">, </w:t>
+      </w:r>
+      <w:proofErr w:type="spellStart"/>
+      <w:r>
+        <w:rPr>
+          <w:rFonts w:ascii="Times New Roman" w:eastAsia="Times New Roman" w:hAnsi="Times New Roman" w:cs="Times New Roman"/>
+          <w:kern w:val="0"/>
+          <w14:ligatures w14:val="none"/>
+        </w:rPr>
+        <w:t>from_unit</w:t>
+      </w:r>
+      <w:proofErr w:type="spellEnd"/>
+      <w:r>
+        <w:rPr>
+          <w:rFonts w:ascii="Times New Roman" w:eastAsia="Times New Roman" w:hAnsi="Times New Roman" w:cs="Times New Roman"/>
+          <w:kern w:val="0"/>
+          <w14:ligatures w14:val="none"/>
+        </w:rPr>
+        <w:t xml:space="preserve"> </w:t>
       </w:r>
       <w:proofErr w:type="spellStart"/>
       <w:r>
@@ -301,7 +451,25 @@
           <w:kern w:val="0"/>
           <w14:ligatures w14:val="none"/>
         </w:rPr>
-        <w:t xml:space="preserve">, to_unit </w:t>
+        <w:t xml:space="preserve">, </w:t>
+      </w:r>
+      <w:proofErr w:type="spellStart"/>
+      <w:r>
+        <w:rPr>
+          <w:rFonts w:ascii="Times New Roman" w:eastAsia="Times New Roman" w:hAnsi="Times New Roman" w:cs="Times New Roman"/>
+          <w:kern w:val="0"/>
+          <w14:ligatures w14:val="none"/>
+        </w:rPr>
+        <w:t>to_unit</w:t>
+      </w:r>
+      <w:proofErr w:type="spellEnd"/>
+      <w:r>
+        <w:rPr>
+          <w:rFonts w:ascii="Times New Roman" w:eastAsia="Times New Roman" w:hAnsi="Times New Roman" w:cs="Times New Roman"/>
+          <w:kern w:val="0"/>
+          <w14:ligatures w14:val="none"/>
+        </w:rPr>
+        <w:t xml:space="preserve"> </w:t>
       </w:r>
       <w:proofErr w:type="spellStart"/>
       <w:r>
@@ -344,7 +512,7 @@
           <w:kern w:val="0"/>
           <w14:ligatures w14:val="none"/>
         </w:rPr>
-        <w:t>recipe</w:t>
+        <w:t>region</w:t>
       </w:r>
       <w:r>
         <w:rPr>
@@ -354,6 +522,7 @@
         </w:rPr>
         <w:t>(</w:t>
       </w:r>
+      <w:proofErr w:type="spellStart"/>
       <w:proofErr w:type="gramEnd"/>
       <w:r>
         <w:rPr>
@@ -361,7 +530,34 @@
           <w:kern w:val="0"/>
           <w14:ligatures w14:val="none"/>
         </w:rPr>
-        <w:t>recipe_id PK, recipe_name, num_servings)</w:t>
+        <w:t>region_id</w:t>
+      </w:r>
+      <w:proofErr w:type="spellEnd"/>
+      <w:r>
+        <w:rPr>
+          <w:rFonts w:ascii="Times New Roman" w:eastAsia="Times New Roman" w:hAnsi="Times New Roman" w:cs="Times New Roman"/>
+          <w:kern w:val="0"/>
+          <w14:ligatures w14:val="none"/>
+        </w:rPr>
+        <w:t xml:space="preserve"> PK, </w:t>
+      </w:r>
+      <w:proofErr w:type="spellStart"/>
+      <w:r>
+        <w:rPr>
+          <w:rFonts w:ascii="Times New Roman" w:eastAsia="Times New Roman" w:hAnsi="Times New Roman" w:cs="Times New Roman"/>
+          <w:kern w:val="0"/>
+          <w14:ligatures w14:val="none"/>
+        </w:rPr>
+        <w:t>region_name</w:t>
+      </w:r>
+      <w:proofErr w:type="spellEnd"/>
+      <w:r>
+        <w:rPr>
+          <w:rFonts w:ascii="Times New Roman" w:eastAsia="Times New Roman" w:hAnsi="Times New Roman" w:cs="Times New Roman"/>
+          <w:kern w:val="0"/>
+          <w14:ligatures w14:val="none"/>
+        </w:rPr>
+        <w:t>)</w:t>
       </w:r>
     </w:p>
     <w:p>
@@ -377,6 +573,7 @@
           <w14:ligatures w14:val="none"/>
         </w:rPr>
       </w:pPr>
+      <w:proofErr w:type="gramStart"/>
       <w:r>
         <w:rPr>
           <w:rFonts w:ascii="Times New Roman" w:eastAsia="Times New Roman" w:hAnsi="Times New Roman" w:cs="Times New Roman"/>
@@ -385,18 +582,7 @@
           <w:kern w:val="0"/>
           <w14:ligatures w14:val="none"/>
         </w:rPr>
-        <w:t>recipe_</w:t>
-      </w:r>
-      <w:proofErr w:type="gramStart"/>
-      <w:r>
-        <w:rPr>
-          <w:rFonts w:ascii="Times New Roman" w:eastAsia="Times New Roman" w:hAnsi="Times New Roman" w:cs="Times New Roman"/>
-          <w:b/>
-          <w:bCs/>
-          <w:kern w:val="0"/>
-          <w14:ligatures w14:val="none"/>
-        </w:rPr>
-        <w:t>ingredients</w:t>
+        <w:t>location</w:t>
       </w:r>
       <w:r>
         <w:rPr>
@@ -406,6 +592,7 @@
         </w:rPr>
         <w:t>(</w:t>
       </w:r>
+      <w:proofErr w:type="spellStart"/>
       <w:proofErr w:type="gramEnd"/>
       <w:r>
         <w:rPr>
@@ -413,61 +600,138 @@
           <w:kern w:val="0"/>
           <w14:ligatures w14:val="none"/>
         </w:rPr>
-        <w:t xml:space="preserve">recipe_id </w:t>
-      </w:r>
-      <w:proofErr w:type="spellStart"/>
-      <w:r>
-        <w:rPr>
-          <w:rFonts w:ascii="Times New Roman" w:eastAsia="Times New Roman" w:hAnsi="Times New Roman" w:cs="Times New Roman"/>
-          <w:kern w:val="0"/>
-          <w14:ligatures w14:val="none"/>
-        </w:rPr>
-        <w:t>FK→recipe</w:t>
-      </w:r>
-      <w:proofErr w:type="spellEnd"/>
-      <w:r>
-        <w:rPr>
-          <w:rFonts w:ascii="Times New Roman" w:eastAsia="Times New Roman" w:hAnsi="Times New Roman" w:cs="Times New Roman"/>
-          <w:kern w:val="0"/>
-          <w14:ligatures w14:val="none"/>
-        </w:rPr>
-        <w:t xml:space="preserve">, ingredient_id </w:t>
-      </w:r>
-      <w:proofErr w:type="spellStart"/>
-      <w:r>
-        <w:rPr>
-          <w:rFonts w:ascii="Times New Roman" w:eastAsia="Times New Roman" w:hAnsi="Times New Roman" w:cs="Times New Roman"/>
-          <w:kern w:val="0"/>
-          <w14:ligatures w14:val="none"/>
-        </w:rPr>
-        <w:t>FK→ingredient</w:t>
-      </w:r>
-      <w:proofErr w:type="spellEnd"/>
-      <w:r>
-        <w:rPr>
-          <w:rFonts w:ascii="Times New Roman" w:eastAsia="Times New Roman" w:hAnsi="Times New Roman" w:cs="Times New Roman"/>
-          <w:kern w:val="0"/>
-          <w14:ligatures w14:val="none"/>
-        </w:rPr>
-        <w:t xml:space="preserve">, ingredient_quantity, ingredient_unit </w:t>
-      </w:r>
-      <w:proofErr w:type="spellStart"/>
-      <w:r>
-        <w:rPr>
-          <w:rFonts w:ascii="Times New Roman" w:eastAsia="Times New Roman" w:hAnsi="Times New Roman" w:cs="Times New Roman"/>
-          <w:kern w:val="0"/>
-          <w14:ligatures w14:val="none"/>
-        </w:rPr>
-        <w:t>FK→unit</w:t>
-      </w:r>
-      <w:proofErr w:type="spellEnd"/>
-      <w:r>
-        <w:rPr>
-          <w:rFonts w:ascii="Times New Roman" w:eastAsia="Times New Roman" w:hAnsi="Times New Roman" w:cs="Times New Roman"/>
-          <w:kern w:val="0"/>
-          <w14:ligatures w14:val="none"/>
-        </w:rPr>
-        <w:t>) — PK (recipe_id, ingredient_id)</w:t>
+        <w:t>location_id</w:t>
+      </w:r>
+      <w:proofErr w:type="spellEnd"/>
+      <w:r>
+        <w:rPr>
+          <w:rFonts w:ascii="Times New Roman" w:eastAsia="Times New Roman" w:hAnsi="Times New Roman" w:cs="Times New Roman"/>
+          <w:kern w:val="0"/>
+          <w14:ligatures w14:val="none"/>
+        </w:rPr>
+        <w:t xml:space="preserve"> PK, </w:t>
+      </w:r>
+      <w:proofErr w:type="spellStart"/>
+      <w:r>
+        <w:rPr>
+          <w:rFonts w:ascii="Times New Roman" w:eastAsia="Times New Roman" w:hAnsi="Times New Roman" w:cs="Times New Roman"/>
+          <w:kern w:val="0"/>
+          <w14:ligatures w14:val="none"/>
+        </w:rPr>
+        <w:t>location_name</w:t>
+      </w:r>
+      <w:proofErr w:type="spellEnd"/>
+      <w:r>
+        <w:rPr>
+          <w:rFonts w:ascii="Times New Roman" w:eastAsia="Times New Roman" w:hAnsi="Times New Roman" w:cs="Times New Roman"/>
+          <w:kern w:val="0"/>
+          <w14:ligatures w14:val="none"/>
+        </w:rPr>
+        <w:t xml:space="preserve">, </w:t>
+      </w:r>
+      <w:r>
+        <w:rPr>
+          <w:rFonts w:ascii="Times New Roman" w:eastAsia="Times New Roman" w:hAnsi="Times New Roman" w:cs="Times New Roman"/>
+          <w:kern w:val="0"/>
+          <w14:ligatures w14:val="none"/>
+        </w:rPr>
+        <w:t>address</w:t>
+      </w:r>
+      <w:r>
+        <w:rPr>
+          <w:rFonts w:ascii="Times New Roman" w:eastAsia="Times New Roman" w:hAnsi="Times New Roman" w:cs="Times New Roman"/>
+          <w:kern w:val="0"/>
+          <w14:ligatures w14:val="none"/>
+        </w:rPr>
+        <w:t xml:space="preserve">, city, state, </w:t>
+      </w:r>
+      <w:proofErr w:type="spellStart"/>
+      <w:r>
+        <w:rPr>
+          <w:rFonts w:ascii="Times New Roman" w:eastAsia="Times New Roman" w:hAnsi="Times New Roman" w:cs="Times New Roman"/>
+          <w:kern w:val="0"/>
+          <w14:ligatures w14:val="none"/>
+        </w:rPr>
+        <w:t>zip_code</w:t>
+      </w:r>
+      <w:proofErr w:type="spellEnd"/>
+      <w:r>
+        <w:rPr>
+          <w:rFonts w:ascii="Times New Roman" w:eastAsia="Times New Roman" w:hAnsi="Times New Roman" w:cs="Times New Roman"/>
+          <w:kern w:val="0"/>
+          <w14:ligatures w14:val="none"/>
+        </w:rPr>
+        <w:t xml:space="preserve">, </w:t>
+      </w:r>
+      <w:proofErr w:type="spellStart"/>
+      <w:r>
+        <w:rPr>
+          <w:rFonts w:ascii="Times New Roman" w:eastAsia="Times New Roman" w:hAnsi="Times New Roman" w:cs="Times New Roman"/>
+          <w:kern w:val="0"/>
+          <w14:ligatures w14:val="none"/>
+        </w:rPr>
+        <w:t>region</w:t>
+      </w:r>
+      <w:r>
+        <w:rPr>
+          <w:rFonts w:ascii="Times New Roman" w:eastAsia="Times New Roman" w:hAnsi="Times New Roman" w:cs="Times New Roman"/>
+          <w:kern w:val="0"/>
+          <w14:ligatures w14:val="none"/>
+        </w:rPr>
+        <w:t>_id</w:t>
+      </w:r>
+      <w:proofErr w:type="spellEnd"/>
+      <w:r>
+        <w:rPr>
+          <w:rFonts w:ascii="Times New Roman" w:eastAsia="Times New Roman" w:hAnsi="Times New Roman" w:cs="Times New Roman"/>
+          <w:kern w:val="0"/>
+          <w14:ligatures w14:val="none"/>
+        </w:rPr>
+        <w:t xml:space="preserve"> FK -&gt; region</w:t>
+      </w:r>
+      <w:r>
+        <w:rPr>
+          <w:rFonts w:ascii="Times New Roman" w:eastAsia="Times New Roman" w:hAnsi="Times New Roman" w:cs="Times New Roman"/>
+          <w:kern w:val="0"/>
+          <w14:ligatures w14:val="none"/>
+        </w:rPr>
+        <w:t xml:space="preserve">, </w:t>
+      </w:r>
+      <w:proofErr w:type="spellStart"/>
+      <w:r>
+        <w:rPr>
+          <w:rFonts w:ascii="Times New Roman" w:eastAsia="Times New Roman" w:hAnsi="Times New Roman" w:cs="Times New Roman"/>
+          <w:kern w:val="0"/>
+          <w14:ligatures w14:val="none"/>
+        </w:rPr>
+        <w:t>phone_number</w:t>
+      </w:r>
+      <w:proofErr w:type="spellEnd"/>
+      <w:r>
+        <w:rPr>
+          <w:rFonts w:ascii="Times New Roman" w:eastAsia="Times New Roman" w:hAnsi="Times New Roman" w:cs="Times New Roman"/>
+          <w:kern w:val="0"/>
+          <w14:ligatures w14:val="none"/>
+        </w:rPr>
+        <w:t xml:space="preserve">, </w:t>
+      </w:r>
+      <w:proofErr w:type="spellStart"/>
+      <w:r>
+        <w:rPr>
+          <w:rFonts w:ascii="Times New Roman" w:eastAsia="Times New Roman" w:hAnsi="Times New Roman" w:cs="Times New Roman"/>
+          <w:kern w:val="0"/>
+          <w14:ligatures w14:val="none"/>
+        </w:rPr>
+        <w:t>manager_name</w:t>
+      </w:r>
+      <w:proofErr w:type="spellEnd"/>
+      <w:r>
+        <w:rPr>
+          <w:rFonts w:ascii="Times New Roman" w:eastAsia="Times New Roman" w:hAnsi="Times New Roman" w:cs="Times New Roman"/>
+          <w:kern w:val="0"/>
+          <w14:ligatures w14:val="none"/>
+        </w:rPr>
+        <w:t>)</w:t>
       </w:r>
     </w:p>
     <w:p>
@@ -483,6 +747,7 @@
           <w14:ligatures w14:val="none"/>
         </w:rPr>
       </w:pPr>
+      <w:proofErr w:type="gramStart"/>
       <w:r>
         <w:rPr>
           <w:rFonts w:ascii="Times New Roman" w:eastAsia="Times New Roman" w:hAnsi="Times New Roman" w:cs="Times New Roman"/>
@@ -491,18 +756,7 @@
           <w:kern w:val="0"/>
           <w14:ligatures w14:val="none"/>
         </w:rPr>
-        <w:t>purchase_</w:t>
-      </w:r>
-      <w:proofErr w:type="gramStart"/>
-      <w:r>
-        <w:rPr>
-          <w:rFonts w:ascii="Times New Roman" w:eastAsia="Times New Roman" w:hAnsi="Times New Roman" w:cs="Times New Roman"/>
-          <w:b/>
-          <w:bCs/>
-          <w:kern w:val="0"/>
-          <w14:ligatures w14:val="none"/>
-        </w:rPr>
-        <w:t>order</w:t>
+        <w:t>menu</w:t>
       </w:r>
       <w:r>
         <w:rPr>
@@ -512,6 +766,7 @@
         </w:rPr>
         <w:t>(</w:t>
       </w:r>
+      <w:proofErr w:type="spellStart"/>
       <w:proofErr w:type="gramEnd"/>
       <w:r>
         <w:rPr>
@@ -519,25 +774,138 @@
           <w:kern w:val="0"/>
           <w14:ligatures w14:val="none"/>
         </w:rPr>
-        <w:t xml:space="preserve">order_id PK, supplier_id </w:t>
-      </w:r>
-      <w:proofErr w:type="spellStart"/>
-      <w:r>
-        <w:rPr>
-          <w:rFonts w:ascii="Times New Roman" w:eastAsia="Times New Roman" w:hAnsi="Times New Roman" w:cs="Times New Roman"/>
-          <w:kern w:val="0"/>
-          <w14:ligatures w14:val="none"/>
-        </w:rPr>
-        <w:t>FK→supplier</w:t>
-      </w:r>
-      <w:proofErr w:type="spellEnd"/>
-      <w:r>
-        <w:rPr>
-          <w:rFonts w:ascii="Times New Roman" w:eastAsia="Times New Roman" w:hAnsi="Times New Roman" w:cs="Times New Roman"/>
-          <w:kern w:val="0"/>
-          <w14:ligatures w14:val="none"/>
-        </w:rPr>
-        <w:t>, purchase_date)</w:t>
+        <w:t>location</w:t>
+      </w:r>
+      <w:r>
+        <w:rPr>
+          <w:rFonts w:ascii="Times New Roman" w:eastAsia="Times New Roman" w:hAnsi="Times New Roman" w:cs="Times New Roman"/>
+          <w:kern w:val="0"/>
+          <w14:ligatures w14:val="none"/>
+        </w:rPr>
+        <w:t>_id</w:t>
+      </w:r>
+      <w:proofErr w:type="spellEnd"/>
+      <w:r>
+        <w:rPr>
+          <w:rFonts w:ascii="Times New Roman" w:eastAsia="Times New Roman" w:hAnsi="Times New Roman" w:cs="Times New Roman"/>
+          <w:kern w:val="0"/>
+          <w14:ligatures w14:val="none"/>
+        </w:rPr>
+        <w:t xml:space="preserve"> </w:t>
+      </w:r>
+      <w:proofErr w:type="spellStart"/>
+      <w:r>
+        <w:rPr>
+          <w:rFonts w:ascii="Times New Roman" w:eastAsia="Times New Roman" w:hAnsi="Times New Roman" w:cs="Times New Roman"/>
+          <w:kern w:val="0"/>
+          <w14:ligatures w14:val="none"/>
+        </w:rPr>
+        <w:t>FK→</w:t>
+      </w:r>
+      <w:r>
+        <w:rPr>
+          <w:rFonts w:ascii="Times New Roman" w:eastAsia="Times New Roman" w:hAnsi="Times New Roman" w:cs="Times New Roman"/>
+          <w:kern w:val="0"/>
+          <w14:ligatures w14:val="none"/>
+        </w:rPr>
+        <w:t>location</w:t>
+      </w:r>
+      <w:proofErr w:type="spellEnd"/>
+      <w:r>
+        <w:rPr>
+          <w:rFonts w:ascii="Times New Roman" w:eastAsia="Times New Roman" w:hAnsi="Times New Roman" w:cs="Times New Roman"/>
+          <w:kern w:val="0"/>
+          <w14:ligatures w14:val="none"/>
+        </w:rPr>
+        <w:t xml:space="preserve">, </w:t>
+      </w:r>
+      <w:proofErr w:type="spellStart"/>
+      <w:r>
+        <w:rPr>
+          <w:rFonts w:ascii="Times New Roman" w:eastAsia="Times New Roman" w:hAnsi="Times New Roman" w:cs="Times New Roman"/>
+          <w:kern w:val="0"/>
+          <w14:ligatures w14:val="none"/>
+        </w:rPr>
+        <w:t>recipe_id</w:t>
+      </w:r>
+      <w:proofErr w:type="spellEnd"/>
+      <w:r>
+        <w:rPr>
+          <w:rFonts w:ascii="Times New Roman" w:eastAsia="Times New Roman" w:hAnsi="Times New Roman" w:cs="Times New Roman"/>
+          <w:kern w:val="0"/>
+          <w14:ligatures w14:val="none"/>
+        </w:rPr>
+        <w:t xml:space="preserve"> </w:t>
+      </w:r>
+      <w:proofErr w:type="spellStart"/>
+      <w:r>
+        <w:rPr>
+          <w:rFonts w:ascii="Times New Roman" w:eastAsia="Times New Roman" w:hAnsi="Times New Roman" w:cs="Times New Roman"/>
+          <w:kern w:val="0"/>
+          <w14:ligatures w14:val="none"/>
+        </w:rPr>
+        <w:t>FK→recipe</w:t>
+      </w:r>
+      <w:proofErr w:type="spellEnd"/>
+      <w:r>
+        <w:rPr>
+          <w:rFonts w:ascii="Times New Roman" w:eastAsia="Times New Roman" w:hAnsi="Times New Roman" w:cs="Times New Roman"/>
+          <w:kern w:val="0"/>
+          <w14:ligatures w14:val="none"/>
+        </w:rPr>
+        <w:t>, status</w:t>
+      </w:r>
+      <w:r>
+        <w:rPr>
+          <w:rFonts w:ascii="Times New Roman" w:eastAsia="Times New Roman" w:hAnsi="Times New Roman" w:cs="Times New Roman"/>
+          <w:kern w:val="0"/>
+          <w14:ligatures w14:val="none"/>
+        </w:rPr>
+        <w:t>)</w:t>
+      </w:r>
+      <w:r>
+        <w:rPr>
+          <w:rFonts w:ascii="Times New Roman" w:eastAsia="Times New Roman" w:hAnsi="Times New Roman" w:cs="Times New Roman"/>
+          <w:kern w:val="0"/>
+          <w14:ligatures w14:val="none"/>
+        </w:rPr>
+        <w:t xml:space="preserve"> – PK (</w:t>
+      </w:r>
+      <w:proofErr w:type="spellStart"/>
+      <w:r>
+        <w:rPr>
+          <w:rFonts w:ascii="Times New Roman" w:eastAsia="Times New Roman" w:hAnsi="Times New Roman" w:cs="Times New Roman"/>
+          <w:kern w:val="0"/>
+          <w14:ligatures w14:val="none"/>
+        </w:rPr>
+        <w:t>location_id</w:t>
+      </w:r>
+      <w:proofErr w:type="spellEnd"/>
+      <w:r>
+        <w:rPr>
+          <w:rFonts w:ascii="Times New Roman" w:eastAsia="Times New Roman" w:hAnsi="Times New Roman" w:cs="Times New Roman"/>
+          <w:kern w:val="0"/>
+          <w14:ligatures w14:val="none"/>
+        </w:rPr>
+        <w:t xml:space="preserve">, </w:t>
+      </w:r>
+      <w:proofErr w:type="spellStart"/>
+      <w:r>
+        <w:rPr>
+          <w:rFonts w:ascii="Times New Roman" w:eastAsia="Times New Roman" w:hAnsi="Times New Roman" w:cs="Times New Roman"/>
+          <w:kern w:val="0"/>
+          <w14:ligatures w14:val="none"/>
+        </w:rPr>
+        <w:t>recipe_id</w:t>
+      </w:r>
+      <w:proofErr w:type="spellEnd"/>
+      <w:r>
+        <w:rPr>
+          <w:rFonts w:ascii="Times New Roman" w:eastAsia="Times New Roman" w:hAnsi="Times New Roman" w:cs="Times New Roman"/>
+          <w:kern w:val="0"/>
+          <w14:ligatures w14:val="none"/>
+        </w:rPr>
+        <w:t>)</w:t>
       </w:r>
     </w:p>
     <w:p>
@@ -553,6 +921,7 @@
           <w14:ligatures w14:val="none"/>
         </w:rPr>
       </w:pPr>
+      <w:proofErr w:type="gramStart"/>
       <w:r>
         <w:rPr>
           <w:rFonts w:ascii="Times New Roman" w:eastAsia="Times New Roman" w:hAnsi="Times New Roman" w:cs="Times New Roman"/>
@@ -561,18 +930,7 @@
           <w:kern w:val="0"/>
           <w14:ligatures w14:val="none"/>
         </w:rPr>
-        <w:t>purchase_</w:t>
-      </w:r>
-      <w:proofErr w:type="gramStart"/>
-      <w:r>
-        <w:rPr>
-          <w:rFonts w:ascii="Times New Roman" w:eastAsia="Times New Roman" w:hAnsi="Times New Roman" w:cs="Times New Roman"/>
-          <w:b/>
-          <w:bCs/>
-          <w:kern w:val="0"/>
-          <w14:ligatures w14:val="none"/>
-        </w:rPr>
-        <w:t>list</w:t>
+        <w:t>recipe</w:t>
       </w:r>
       <w:r>
         <w:rPr>
@@ -582,6 +940,7 @@
         </w:rPr>
         <w:t>(</w:t>
       </w:r>
+      <w:proofErr w:type="spellStart"/>
       <w:proofErr w:type="gramEnd"/>
       <w:r>
         <w:rPr>
@@ -589,61 +948,52 @@
           <w:kern w:val="0"/>
           <w14:ligatures w14:val="none"/>
         </w:rPr>
-        <w:t xml:space="preserve">list_id PK, order_id </w:t>
-      </w:r>
-      <w:proofErr w:type="spellStart"/>
-      <w:r>
-        <w:rPr>
-          <w:rFonts w:ascii="Times New Roman" w:eastAsia="Times New Roman" w:hAnsi="Times New Roman" w:cs="Times New Roman"/>
-          <w:kern w:val="0"/>
-          <w14:ligatures w14:val="none"/>
-        </w:rPr>
-        <w:t>FK→purchase_order</w:t>
-      </w:r>
-      <w:proofErr w:type="spellEnd"/>
-      <w:r>
-        <w:rPr>
-          <w:rFonts w:ascii="Times New Roman" w:eastAsia="Times New Roman" w:hAnsi="Times New Roman" w:cs="Times New Roman"/>
-          <w:kern w:val="0"/>
-          <w14:ligatures w14:val="none"/>
-        </w:rPr>
-        <w:t xml:space="preserve">, ingredient_id </w:t>
-      </w:r>
-      <w:proofErr w:type="spellStart"/>
-      <w:r>
-        <w:rPr>
-          <w:rFonts w:ascii="Times New Roman" w:eastAsia="Times New Roman" w:hAnsi="Times New Roman" w:cs="Times New Roman"/>
-          <w:kern w:val="0"/>
-          <w14:ligatures w14:val="none"/>
-        </w:rPr>
-        <w:t>FK→ingredient</w:t>
-      </w:r>
-      <w:proofErr w:type="spellEnd"/>
-      <w:r>
-        <w:rPr>
-          <w:rFonts w:ascii="Times New Roman" w:eastAsia="Times New Roman" w:hAnsi="Times New Roman" w:cs="Times New Roman"/>
-          <w:kern w:val="0"/>
-          <w14:ligatures w14:val="none"/>
-        </w:rPr>
-        <w:t xml:space="preserve">, unit_price_actual, ingredient_unit </w:t>
-      </w:r>
-      <w:proofErr w:type="spellStart"/>
-      <w:r>
-        <w:rPr>
-          <w:rFonts w:ascii="Times New Roman" w:eastAsia="Times New Roman" w:hAnsi="Times New Roman" w:cs="Times New Roman"/>
-          <w:kern w:val="0"/>
-          <w14:ligatures w14:val="none"/>
-        </w:rPr>
-        <w:t>FK→unit</w:t>
-      </w:r>
-      <w:proofErr w:type="spellEnd"/>
-      <w:r>
-        <w:rPr>
-          <w:rFonts w:ascii="Times New Roman" w:eastAsia="Times New Roman" w:hAnsi="Times New Roman" w:cs="Times New Roman"/>
-          <w:kern w:val="0"/>
-          <w14:ligatures w14:val="none"/>
-        </w:rPr>
-        <w:t>, ingredient_quantity)</w:t>
+        <w:t>recipe_id</w:t>
+      </w:r>
+      <w:proofErr w:type="spellEnd"/>
+      <w:r>
+        <w:rPr>
+          <w:rFonts w:ascii="Times New Roman" w:eastAsia="Times New Roman" w:hAnsi="Times New Roman" w:cs="Times New Roman"/>
+          <w:kern w:val="0"/>
+          <w14:ligatures w14:val="none"/>
+        </w:rPr>
+        <w:t xml:space="preserve"> PK, </w:t>
+      </w:r>
+      <w:proofErr w:type="spellStart"/>
+      <w:r>
+        <w:rPr>
+          <w:rFonts w:ascii="Times New Roman" w:eastAsia="Times New Roman" w:hAnsi="Times New Roman" w:cs="Times New Roman"/>
+          <w:kern w:val="0"/>
+          <w14:ligatures w14:val="none"/>
+        </w:rPr>
+        <w:t>recipe_name</w:t>
+      </w:r>
+      <w:proofErr w:type="spellEnd"/>
+      <w:r>
+        <w:rPr>
+          <w:rFonts w:ascii="Times New Roman" w:eastAsia="Times New Roman" w:hAnsi="Times New Roman" w:cs="Times New Roman"/>
+          <w:kern w:val="0"/>
+          <w14:ligatures w14:val="none"/>
+        </w:rPr>
+        <w:t xml:space="preserve">, </w:t>
+      </w:r>
+      <w:proofErr w:type="spellStart"/>
+      <w:r>
+        <w:rPr>
+          <w:rFonts w:ascii="Times New Roman" w:eastAsia="Times New Roman" w:hAnsi="Times New Roman" w:cs="Times New Roman"/>
+          <w:kern w:val="0"/>
+          <w14:ligatures w14:val="none"/>
+        </w:rPr>
+        <w:t>num_servings</w:t>
+      </w:r>
+      <w:proofErr w:type="spellEnd"/>
+      <w:r>
+        <w:rPr>
+          <w:rFonts w:ascii="Times New Roman" w:eastAsia="Times New Roman" w:hAnsi="Times New Roman" w:cs="Times New Roman"/>
+          <w:kern w:val="0"/>
+          <w14:ligatures w14:val="none"/>
+        </w:rPr>
+        <w:t>)</w:t>
       </w:r>
     </w:p>
     <w:p>
@@ -659,6 +1009,7 @@
           <w14:ligatures w14:val="none"/>
         </w:rPr>
       </w:pPr>
+      <w:proofErr w:type="spellStart"/>
       <w:r>
         <w:rPr>
           <w:rFonts w:ascii="Times New Roman" w:eastAsia="Times New Roman" w:hAnsi="Times New Roman" w:cs="Times New Roman"/>
@@ -667,15 +1018,254 @@
           <w:kern w:val="0"/>
           <w14:ligatures w14:val="none"/>
         </w:rPr>
-        <w:t>price_quote</w:t>
-      </w:r>
-      <w:r>
-        <w:rPr>
-          <w:rFonts w:ascii="Times New Roman" w:eastAsia="Times New Roman" w:hAnsi="Times New Roman" w:cs="Times New Roman"/>
-          <w:kern w:val="0"/>
-          <w14:ligatures w14:val="none"/>
-        </w:rPr>
-        <w:t xml:space="preserve">(quote_id PK, supplier_id </w:t>
+        <w:t>recipe_</w:t>
+      </w:r>
+      <w:proofErr w:type="gramStart"/>
+      <w:r>
+        <w:rPr>
+          <w:rFonts w:ascii="Times New Roman" w:eastAsia="Times New Roman" w:hAnsi="Times New Roman" w:cs="Times New Roman"/>
+          <w:b/>
+          <w:bCs/>
+          <w:kern w:val="0"/>
+          <w14:ligatures w14:val="none"/>
+        </w:rPr>
+        <w:t>ingredients</w:t>
+      </w:r>
+      <w:proofErr w:type="spellEnd"/>
+      <w:r>
+        <w:rPr>
+          <w:rFonts w:ascii="Times New Roman" w:eastAsia="Times New Roman" w:hAnsi="Times New Roman" w:cs="Times New Roman"/>
+          <w:kern w:val="0"/>
+          <w14:ligatures w14:val="none"/>
+        </w:rPr>
+        <w:t>(</w:t>
+      </w:r>
+      <w:proofErr w:type="spellStart"/>
+      <w:proofErr w:type="gramEnd"/>
+      <w:r>
+        <w:rPr>
+          <w:rFonts w:ascii="Times New Roman" w:eastAsia="Times New Roman" w:hAnsi="Times New Roman" w:cs="Times New Roman"/>
+          <w:kern w:val="0"/>
+          <w14:ligatures w14:val="none"/>
+        </w:rPr>
+        <w:t>recipe_id</w:t>
+      </w:r>
+      <w:proofErr w:type="spellEnd"/>
+      <w:r>
+        <w:rPr>
+          <w:rFonts w:ascii="Times New Roman" w:eastAsia="Times New Roman" w:hAnsi="Times New Roman" w:cs="Times New Roman"/>
+          <w:kern w:val="0"/>
+          <w14:ligatures w14:val="none"/>
+        </w:rPr>
+        <w:t xml:space="preserve"> </w:t>
+      </w:r>
+      <w:proofErr w:type="spellStart"/>
+      <w:r>
+        <w:rPr>
+          <w:rFonts w:ascii="Times New Roman" w:eastAsia="Times New Roman" w:hAnsi="Times New Roman" w:cs="Times New Roman"/>
+          <w:kern w:val="0"/>
+          <w14:ligatures w14:val="none"/>
+        </w:rPr>
+        <w:t>FK→recipe</w:t>
+      </w:r>
+      <w:proofErr w:type="spellEnd"/>
+      <w:r>
+        <w:rPr>
+          <w:rFonts w:ascii="Times New Roman" w:eastAsia="Times New Roman" w:hAnsi="Times New Roman" w:cs="Times New Roman"/>
+          <w:kern w:val="0"/>
+          <w14:ligatures w14:val="none"/>
+        </w:rPr>
+        <w:t xml:space="preserve">, </w:t>
+      </w:r>
+      <w:proofErr w:type="spellStart"/>
+      <w:r>
+        <w:rPr>
+          <w:rFonts w:ascii="Times New Roman" w:eastAsia="Times New Roman" w:hAnsi="Times New Roman" w:cs="Times New Roman"/>
+          <w:kern w:val="0"/>
+          <w14:ligatures w14:val="none"/>
+        </w:rPr>
+        <w:t>ingredient_id</w:t>
+      </w:r>
+      <w:proofErr w:type="spellEnd"/>
+      <w:r>
+        <w:rPr>
+          <w:rFonts w:ascii="Times New Roman" w:eastAsia="Times New Roman" w:hAnsi="Times New Roman" w:cs="Times New Roman"/>
+          <w:kern w:val="0"/>
+          <w14:ligatures w14:val="none"/>
+        </w:rPr>
+        <w:t xml:space="preserve"> </w:t>
+      </w:r>
+      <w:proofErr w:type="spellStart"/>
+      <w:r>
+        <w:rPr>
+          <w:rFonts w:ascii="Times New Roman" w:eastAsia="Times New Roman" w:hAnsi="Times New Roman" w:cs="Times New Roman"/>
+          <w:kern w:val="0"/>
+          <w14:ligatures w14:val="none"/>
+        </w:rPr>
+        <w:t>FK→ingredient</w:t>
+      </w:r>
+      <w:proofErr w:type="spellEnd"/>
+      <w:r>
+        <w:rPr>
+          <w:rFonts w:ascii="Times New Roman" w:eastAsia="Times New Roman" w:hAnsi="Times New Roman" w:cs="Times New Roman"/>
+          <w:kern w:val="0"/>
+          <w14:ligatures w14:val="none"/>
+        </w:rPr>
+        <w:t xml:space="preserve">, </w:t>
+      </w:r>
+      <w:proofErr w:type="spellStart"/>
+      <w:r>
+        <w:rPr>
+          <w:rFonts w:ascii="Times New Roman" w:eastAsia="Times New Roman" w:hAnsi="Times New Roman" w:cs="Times New Roman"/>
+          <w:kern w:val="0"/>
+          <w14:ligatures w14:val="none"/>
+        </w:rPr>
+        <w:t>ingredient_quantity</w:t>
+      </w:r>
+      <w:proofErr w:type="spellEnd"/>
+      <w:r>
+        <w:rPr>
+          <w:rFonts w:ascii="Times New Roman" w:eastAsia="Times New Roman" w:hAnsi="Times New Roman" w:cs="Times New Roman"/>
+          <w:kern w:val="0"/>
+          <w14:ligatures w14:val="none"/>
+        </w:rPr>
+        <w:t xml:space="preserve">, </w:t>
+      </w:r>
+      <w:proofErr w:type="spellStart"/>
+      <w:r>
+        <w:rPr>
+          <w:rFonts w:ascii="Times New Roman" w:eastAsia="Times New Roman" w:hAnsi="Times New Roman" w:cs="Times New Roman"/>
+          <w:kern w:val="0"/>
+          <w14:ligatures w14:val="none"/>
+        </w:rPr>
+        <w:t>ingredient_unit</w:t>
+      </w:r>
+      <w:proofErr w:type="spellEnd"/>
+      <w:r>
+        <w:rPr>
+          <w:rFonts w:ascii="Times New Roman" w:eastAsia="Times New Roman" w:hAnsi="Times New Roman" w:cs="Times New Roman"/>
+          <w:kern w:val="0"/>
+          <w14:ligatures w14:val="none"/>
+        </w:rPr>
+        <w:t xml:space="preserve"> </w:t>
+      </w:r>
+      <w:proofErr w:type="spellStart"/>
+      <w:r>
+        <w:rPr>
+          <w:rFonts w:ascii="Times New Roman" w:eastAsia="Times New Roman" w:hAnsi="Times New Roman" w:cs="Times New Roman"/>
+          <w:kern w:val="0"/>
+          <w14:ligatures w14:val="none"/>
+        </w:rPr>
+        <w:t>FK→unit</w:t>
+      </w:r>
+      <w:proofErr w:type="spellEnd"/>
+      <w:r>
+        <w:rPr>
+          <w:rFonts w:ascii="Times New Roman" w:eastAsia="Times New Roman" w:hAnsi="Times New Roman" w:cs="Times New Roman"/>
+          <w:kern w:val="0"/>
+          <w14:ligatures w14:val="none"/>
+        </w:rPr>
+        <w:t>) — PK (</w:t>
+      </w:r>
+      <w:proofErr w:type="spellStart"/>
+      <w:r>
+        <w:rPr>
+          <w:rFonts w:ascii="Times New Roman" w:eastAsia="Times New Roman" w:hAnsi="Times New Roman" w:cs="Times New Roman"/>
+          <w:kern w:val="0"/>
+          <w14:ligatures w14:val="none"/>
+        </w:rPr>
+        <w:t>recipe_id</w:t>
+      </w:r>
+      <w:proofErr w:type="spellEnd"/>
+      <w:r>
+        <w:rPr>
+          <w:rFonts w:ascii="Times New Roman" w:eastAsia="Times New Roman" w:hAnsi="Times New Roman" w:cs="Times New Roman"/>
+          <w:kern w:val="0"/>
+          <w14:ligatures w14:val="none"/>
+        </w:rPr>
+        <w:t>, ingredient_id)</w:t>
+      </w:r>
+    </w:p>
+    <w:p>
+      <w:pPr>
+        <w:numPr>
+          <w:ilvl w:val="0"/>
+          <w:numId w:val="1"/>
+        </w:numPr>
+        <w:spacing w:after="100" w:afterAutospacing="1" w:line="480" w:lineRule="auto"/>
+        <w:rPr>
+          <w:rFonts w:ascii="Times New Roman" w:eastAsia="Times New Roman" w:hAnsi="Times New Roman" w:cs="Times New Roman"/>
+          <w:kern w:val="0"/>
+          <w14:ligatures w14:val="none"/>
+        </w:rPr>
+      </w:pPr>
+      <w:proofErr w:type="spellStart"/>
+      <w:r>
+        <w:rPr>
+          <w:rFonts w:ascii="Times New Roman" w:eastAsia="Times New Roman" w:hAnsi="Times New Roman" w:cs="Times New Roman"/>
+          <w:b/>
+          <w:bCs/>
+          <w:kern w:val="0"/>
+          <w14:ligatures w14:val="none"/>
+        </w:rPr>
+        <w:t>purchase_</w:t>
+      </w:r>
+      <w:proofErr w:type="gramStart"/>
+      <w:r>
+        <w:rPr>
+          <w:rFonts w:ascii="Times New Roman" w:eastAsia="Times New Roman" w:hAnsi="Times New Roman" w:cs="Times New Roman"/>
+          <w:b/>
+          <w:bCs/>
+          <w:kern w:val="0"/>
+          <w14:ligatures w14:val="none"/>
+        </w:rPr>
+        <w:t>order</w:t>
+      </w:r>
+      <w:proofErr w:type="spellEnd"/>
+      <w:r>
+        <w:rPr>
+          <w:rFonts w:ascii="Times New Roman" w:eastAsia="Times New Roman" w:hAnsi="Times New Roman" w:cs="Times New Roman"/>
+          <w:kern w:val="0"/>
+          <w14:ligatures w14:val="none"/>
+        </w:rPr>
+        <w:t>(</w:t>
+      </w:r>
+      <w:proofErr w:type="spellStart"/>
+      <w:proofErr w:type="gramEnd"/>
+      <w:r>
+        <w:rPr>
+          <w:rFonts w:ascii="Times New Roman" w:eastAsia="Times New Roman" w:hAnsi="Times New Roman" w:cs="Times New Roman"/>
+          <w:kern w:val="0"/>
+          <w14:ligatures w14:val="none"/>
+        </w:rPr>
+        <w:t>order_id</w:t>
+      </w:r>
+      <w:proofErr w:type="spellEnd"/>
+      <w:r>
+        <w:rPr>
+          <w:rFonts w:ascii="Times New Roman" w:eastAsia="Times New Roman" w:hAnsi="Times New Roman" w:cs="Times New Roman"/>
+          <w:kern w:val="0"/>
+          <w14:ligatures w14:val="none"/>
+        </w:rPr>
+        <w:t xml:space="preserve"> PK, </w:t>
+      </w:r>
+      <w:proofErr w:type="spellStart"/>
+      <w:r>
+        <w:rPr>
+          <w:rFonts w:ascii="Times New Roman" w:eastAsia="Times New Roman" w:hAnsi="Times New Roman" w:cs="Times New Roman"/>
+          <w:kern w:val="0"/>
+          <w14:ligatures w14:val="none"/>
+        </w:rPr>
+        <w:t>supplier_id</w:t>
+      </w:r>
+      <w:proofErr w:type="spellEnd"/>
+      <w:r>
+        <w:rPr>
+          <w:rFonts w:ascii="Times New Roman" w:eastAsia="Times New Roman" w:hAnsi="Times New Roman" w:cs="Times New Roman"/>
+          <w:kern w:val="0"/>
+          <w14:ligatures w14:val="none"/>
+        </w:rPr>
+        <w:t xml:space="preserve"> </w:t>
       </w:r>
       <w:proofErr w:type="spellStart"/>
       <w:r>
@@ -693,7 +1283,187 @@
           <w:kern w:val="0"/>
           <w14:ligatures w14:val="none"/>
         </w:rPr>
-        <w:t xml:space="preserve">, ingredient_id </w:t>
+        <w:t xml:space="preserve">, </w:t>
+      </w:r>
+      <w:proofErr w:type="spellStart"/>
+      <w:r>
+        <w:rPr>
+          <w:rFonts w:ascii="Times New Roman" w:eastAsia="Times New Roman" w:hAnsi="Times New Roman" w:cs="Times New Roman"/>
+          <w:kern w:val="0"/>
+          <w14:ligatures w14:val="none"/>
+        </w:rPr>
+        <w:t>purchase_date</w:t>
+      </w:r>
+      <w:proofErr w:type="spellEnd"/>
+      <w:r>
+        <w:rPr>
+          <w:rFonts w:ascii="Times New Roman" w:eastAsia="Times New Roman" w:hAnsi="Times New Roman" w:cs="Times New Roman"/>
+          <w:kern w:val="0"/>
+          <w14:ligatures w14:val="none"/>
+        </w:rPr>
+        <w:t xml:space="preserve">, </w:t>
+      </w:r>
+      <w:proofErr w:type="spellStart"/>
+      <w:r>
+        <w:rPr>
+          <w:rFonts w:ascii="Times New Roman" w:eastAsia="Times New Roman" w:hAnsi="Times New Roman" w:cs="Times New Roman"/>
+          <w:kern w:val="0"/>
+          <w14:ligatures w14:val="none"/>
+        </w:rPr>
+        <w:t>location_id</w:t>
+      </w:r>
+      <w:proofErr w:type="spellEnd"/>
+      <w:r>
+        <w:rPr>
+          <w:rFonts w:ascii="Times New Roman" w:eastAsia="Times New Roman" w:hAnsi="Times New Roman" w:cs="Times New Roman"/>
+          <w:kern w:val="0"/>
+          <w14:ligatures w14:val="none"/>
+        </w:rPr>
+        <w:t xml:space="preserve"> </w:t>
+      </w:r>
+      <w:proofErr w:type="spellStart"/>
+      <w:r>
+        <w:rPr>
+          <w:rFonts w:ascii="Times New Roman" w:eastAsia="Times New Roman" w:hAnsi="Times New Roman" w:cs="Times New Roman"/>
+          <w:kern w:val="0"/>
+          <w14:ligatures w14:val="none"/>
+        </w:rPr>
+        <w:t>FK→</w:t>
+      </w:r>
+      <w:r>
+        <w:rPr>
+          <w:rFonts w:ascii="Times New Roman" w:eastAsia="Times New Roman" w:hAnsi="Times New Roman" w:cs="Times New Roman"/>
+          <w:kern w:val="0"/>
+          <w14:ligatures w14:val="none"/>
+        </w:rPr>
+        <w:t>location</w:t>
+      </w:r>
+      <w:proofErr w:type="spellEnd"/>
+      <w:r>
+        <w:rPr>
+          <w:rFonts w:ascii="Times New Roman" w:eastAsia="Times New Roman" w:hAnsi="Times New Roman" w:cs="Times New Roman"/>
+          <w:kern w:val="0"/>
+          <w14:ligatures w14:val="none"/>
+        </w:rPr>
+        <w:t>)</w:t>
+      </w:r>
+    </w:p>
+    <w:p>
+      <w:pPr>
+        <w:numPr>
+          <w:ilvl w:val="0"/>
+          <w:numId w:val="1"/>
+        </w:numPr>
+        <w:spacing w:after="100" w:afterAutospacing="1" w:line="480" w:lineRule="auto"/>
+        <w:rPr>
+          <w:rFonts w:ascii="Times New Roman" w:eastAsia="Times New Roman" w:hAnsi="Times New Roman" w:cs="Times New Roman"/>
+          <w:kern w:val="0"/>
+          <w14:ligatures w14:val="none"/>
+        </w:rPr>
+      </w:pPr>
+      <w:proofErr w:type="spellStart"/>
+      <w:r>
+        <w:rPr>
+          <w:rFonts w:ascii="Times New Roman" w:eastAsia="Times New Roman" w:hAnsi="Times New Roman" w:cs="Times New Roman"/>
+          <w:b/>
+          <w:bCs/>
+          <w:kern w:val="0"/>
+          <w14:ligatures w14:val="none"/>
+        </w:rPr>
+        <w:t>purchase_</w:t>
+      </w:r>
+      <w:proofErr w:type="gramStart"/>
+      <w:r>
+        <w:rPr>
+          <w:rFonts w:ascii="Times New Roman" w:eastAsia="Times New Roman" w:hAnsi="Times New Roman" w:cs="Times New Roman"/>
+          <w:b/>
+          <w:bCs/>
+          <w:kern w:val="0"/>
+          <w14:ligatures w14:val="none"/>
+        </w:rPr>
+        <w:t>list</w:t>
+      </w:r>
+      <w:proofErr w:type="spellEnd"/>
+      <w:r>
+        <w:rPr>
+          <w:rFonts w:ascii="Times New Roman" w:eastAsia="Times New Roman" w:hAnsi="Times New Roman" w:cs="Times New Roman"/>
+          <w:kern w:val="0"/>
+          <w14:ligatures w14:val="none"/>
+        </w:rPr>
+        <w:t>(</w:t>
+      </w:r>
+      <w:proofErr w:type="spellStart"/>
+      <w:proofErr w:type="gramEnd"/>
+      <w:r>
+        <w:rPr>
+          <w:rFonts w:ascii="Times New Roman" w:eastAsia="Times New Roman" w:hAnsi="Times New Roman" w:cs="Times New Roman"/>
+          <w:kern w:val="0"/>
+          <w14:ligatures w14:val="none"/>
+        </w:rPr>
+        <w:t>list_id</w:t>
+      </w:r>
+      <w:proofErr w:type="spellEnd"/>
+      <w:r>
+        <w:rPr>
+          <w:rFonts w:ascii="Times New Roman" w:eastAsia="Times New Roman" w:hAnsi="Times New Roman" w:cs="Times New Roman"/>
+          <w:kern w:val="0"/>
+          <w14:ligatures w14:val="none"/>
+        </w:rPr>
+        <w:t xml:space="preserve"> PK, </w:t>
+      </w:r>
+      <w:proofErr w:type="spellStart"/>
+      <w:r>
+        <w:rPr>
+          <w:rFonts w:ascii="Times New Roman" w:eastAsia="Times New Roman" w:hAnsi="Times New Roman" w:cs="Times New Roman"/>
+          <w:kern w:val="0"/>
+          <w14:ligatures w14:val="none"/>
+        </w:rPr>
+        <w:t>order_id</w:t>
+      </w:r>
+      <w:proofErr w:type="spellEnd"/>
+      <w:r>
+        <w:rPr>
+          <w:rFonts w:ascii="Times New Roman" w:eastAsia="Times New Roman" w:hAnsi="Times New Roman" w:cs="Times New Roman"/>
+          <w:kern w:val="0"/>
+          <w14:ligatures w14:val="none"/>
+        </w:rPr>
+        <w:t xml:space="preserve"> </w:t>
+      </w:r>
+      <w:proofErr w:type="spellStart"/>
+      <w:r>
+        <w:rPr>
+          <w:rFonts w:ascii="Times New Roman" w:eastAsia="Times New Roman" w:hAnsi="Times New Roman" w:cs="Times New Roman"/>
+          <w:kern w:val="0"/>
+          <w14:ligatures w14:val="none"/>
+        </w:rPr>
+        <w:t>FK→purchase_order</w:t>
+      </w:r>
+      <w:proofErr w:type="spellEnd"/>
+      <w:r>
+        <w:rPr>
+          <w:rFonts w:ascii="Times New Roman" w:eastAsia="Times New Roman" w:hAnsi="Times New Roman" w:cs="Times New Roman"/>
+          <w:kern w:val="0"/>
+          <w14:ligatures w14:val="none"/>
+        </w:rPr>
+        <w:t xml:space="preserve">, </w:t>
+      </w:r>
+      <w:proofErr w:type="spellStart"/>
+      <w:r>
+        <w:rPr>
+          <w:rFonts w:ascii="Times New Roman" w:eastAsia="Times New Roman" w:hAnsi="Times New Roman" w:cs="Times New Roman"/>
+          <w:kern w:val="0"/>
+          <w14:ligatures w14:val="none"/>
+        </w:rPr>
+        <w:t>ingredient_id</w:t>
+      </w:r>
+      <w:proofErr w:type="spellEnd"/>
+      <w:r>
+        <w:rPr>
+          <w:rFonts w:ascii="Times New Roman" w:eastAsia="Times New Roman" w:hAnsi="Times New Roman" w:cs="Times New Roman"/>
+          <w:kern w:val="0"/>
+          <w14:ligatures w14:val="none"/>
+        </w:rPr>
+        <w:t xml:space="preserve"> </w:t>
       </w:r>
       <w:proofErr w:type="spellStart"/>
       <w:r>
@@ -711,7 +1481,43 @@
           <w:kern w:val="0"/>
           <w14:ligatures w14:val="none"/>
         </w:rPr>
-        <w:t xml:space="preserve">, unit_price_quote, ingredient_unit </w:t>
+        <w:t xml:space="preserve">, </w:t>
+      </w:r>
+      <w:proofErr w:type="spellStart"/>
+      <w:r>
+        <w:rPr>
+          <w:rFonts w:ascii="Times New Roman" w:eastAsia="Times New Roman" w:hAnsi="Times New Roman" w:cs="Times New Roman"/>
+          <w:kern w:val="0"/>
+          <w14:ligatures w14:val="none"/>
+        </w:rPr>
+        <w:t>unit_price_actual</w:t>
+      </w:r>
+      <w:proofErr w:type="spellEnd"/>
+      <w:r>
+        <w:rPr>
+          <w:rFonts w:ascii="Times New Roman" w:eastAsia="Times New Roman" w:hAnsi="Times New Roman" w:cs="Times New Roman"/>
+          <w:kern w:val="0"/>
+          <w14:ligatures w14:val="none"/>
+        </w:rPr>
+        <w:t xml:space="preserve">, </w:t>
+      </w:r>
+      <w:proofErr w:type="spellStart"/>
+      <w:r>
+        <w:rPr>
+          <w:rFonts w:ascii="Times New Roman" w:eastAsia="Times New Roman" w:hAnsi="Times New Roman" w:cs="Times New Roman"/>
+          <w:kern w:val="0"/>
+          <w14:ligatures w14:val="none"/>
+        </w:rPr>
+        <w:t>ingredient_unit</w:t>
+      </w:r>
+      <w:proofErr w:type="spellEnd"/>
+      <w:r>
+        <w:rPr>
+          <w:rFonts w:ascii="Times New Roman" w:eastAsia="Times New Roman" w:hAnsi="Times New Roman" w:cs="Times New Roman"/>
+          <w:kern w:val="0"/>
+          <w14:ligatures w14:val="none"/>
+        </w:rPr>
+        <w:t xml:space="preserve"> </w:t>
       </w:r>
       <w:proofErr w:type="spellStart"/>
       <w:r>
@@ -729,14 +1535,6 @@
           <w:kern w:val="0"/>
           <w14:ligatures w14:val="none"/>
         </w:rPr>
-        <w:t>, quote_date</w:t>
-      </w:r>
-      <w:r>
-        <w:rPr>
-          <w:rFonts w:ascii="Times New Roman" w:eastAsia="Times New Roman" w:hAnsi="Times New Roman" w:cs="Times New Roman"/>
-          <w:kern w:val="0"/>
-          <w14:ligatures w14:val="none"/>
-        </w:rPr>
         <w:t xml:space="preserve">, </w:t>
       </w:r>
       <w:proofErr w:type="spellStart"/>
@@ -746,6 +1544,232 @@
           <w:kern w:val="0"/>
           <w14:ligatures w14:val="none"/>
         </w:rPr>
+        <w:t>ingredient_quantity</w:t>
+      </w:r>
+      <w:proofErr w:type="spellEnd"/>
+      <w:r>
+        <w:rPr>
+          <w:rFonts w:ascii="Times New Roman" w:eastAsia="Times New Roman" w:hAnsi="Times New Roman" w:cs="Times New Roman"/>
+          <w:kern w:val="0"/>
+          <w14:ligatures w14:val="none"/>
+        </w:rPr>
+        <w:t>)</w:t>
+      </w:r>
+    </w:p>
+    <w:p>
+      <w:pPr>
+        <w:numPr>
+          <w:ilvl w:val="0"/>
+          <w:numId w:val="1"/>
+        </w:numPr>
+        <w:spacing w:after="100" w:afterAutospacing="1" w:line="480" w:lineRule="auto"/>
+        <w:rPr>
+          <w:rFonts w:ascii="Times New Roman" w:eastAsia="Times New Roman" w:hAnsi="Times New Roman" w:cs="Times New Roman"/>
+          <w:kern w:val="0"/>
+          <w14:ligatures w14:val="none"/>
+        </w:rPr>
+      </w:pPr>
+      <w:proofErr w:type="spellStart"/>
+      <w:r>
+        <w:rPr>
+          <w:rFonts w:ascii="Times New Roman" w:eastAsia="Times New Roman" w:hAnsi="Times New Roman" w:cs="Times New Roman"/>
+          <w:b/>
+          <w:bCs/>
+          <w:kern w:val="0"/>
+          <w14:ligatures w14:val="none"/>
+        </w:rPr>
+        <w:t>price_</w:t>
+      </w:r>
+      <w:proofErr w:type="gramStart"/>
+      <w:r>
+        <w:rPr>
+          <w:rFonts w:ascii="Times New Roman" w:eastAsia="Times New Roman" w:hAnsi="Times New Roman" w:cs="Times New Roman"/>
+          <w:b/>
+          <w:bCs/>
+          <w:kern w:val="0"/>
+          <w14:ligatures w14:val="none"/>
+        </w:rPr>
+        <w:t>quote</w:t>
+      </w:r>
+      <w:proofErr w:type="spellEnd"/>
+      <w:r>
+        <w:rPr>
+          <w:rFonts w:ascii="Times New Roman" w:eastAsia="Times New Roman" w:hAnsi="Times New Roman" w:cs="Times New Roman"/>
+          <w:kern w:val="0"/>
+          <w14:ligatures w14:val="none"/>
+        </w:rPr>
+        <w:t>(</w:t>
+      </w:r>
+      <w:proofErr w:type="spellStart"/>
+      <w:proofErr w:type="gramEnd"/>
+      <w:r>
+        <w:rPr>
+          <w:rFonts w:ascii="Times New Roman" w:eastAsia="Times New Roman" w:hAnsi="Times New Roman" w:cs="Times New Roman"/>
+          <w:kern w:val="0"/>
+          <w14:ligatures w14:val="none"/>
+        </w:rPr>
+        <w:t>quote_id</w:t>
+      </w:r>
+      <w:proofErr w:type="spellEnd"/>
+      <w:r>
+        <w:rPr>
+          <w:rFonts w:ascii="Times New Roman" w:eastAsia="Times New Roman" w:hAnsi="Times New Roman" w:cs="Times New Roman"/>
+          <w:kern w:val="0"/>
+          <w14:ligatures w14:val="none"/>
+        </w:rPr>
+        <w:t xml:space="preserve"> PK, </w:t>
+      </w:r>
+      <w:proofErr w:type="spellStart"/>
+      <w:r>
+        <w:rPr>
+          <w:rFonts w:ascii="Times New Roman" w:eastAsia="Times New Roman" w:hAnsi="Times New Roman" w:cs="Times New Roman"/>
+          <w:kern w:val="0"/>
+          <w14:ligatures w14:val="none"/>
+        </w:rPr>
+        <w:t>supplier_id</w:t>
+      </w:r>
+      <w:proofErr w:type="spellEnd"/>
+      <w:r>
+        <w:rPr>
+          <w:rFonts w:ascii="Times New Roman" w:eastAsia="Times New Roman" w:hAnsi="Times New Roman" w:cs="Times New Roman"/>
+          <w:kern w:val="0"/>
+          <w14:ligatures w14:val="none"/>
+        </w:rPr>
+        <w:t xml:space="preserve"> </w:t>
+      </w:r>
+      <w:proofErr w:type="spellStart"/>
+      <w:r>
+        <w:rPr>
+          <w:rFonts w:ascii="Times New Roman" w:eastAsia="Times New Roman" w:hAnsi="Times New Roman" w:cs="Times New Roman"/>
+          <w:kern w:val="0"/>
+          <w14:ligatures w14:val="none"/>
+        </w:rPr>
+        <w:t>FK→supplier</w:t>
+      </w:r>
+      <w:proofErr w:type="spellEnd"/>
+      <w:r>
+        <w:rPr>
+          <w:rFonts w:ascii="Times New Roman" w:eastAsia="Times New Roman" w:hAnsi="Times New Roman" w:cs="Times New Roman"/>
+          <w:kern w:val="0"/>
+          <w14:ligatures w14:val="none"/>
+        </w:rPr>
+        <w:t xml:space="preserve">, </w:t>
+      </w:r>
+      <w:proofErr w:type="spellStart"/>
+      <w:r>
+        <w:rPr>
+          <w:rFonts w:ascii="Times New Roman" w:eastAsia="Times New Roman" w:hAnsi="Times New Roman" w:cs="Times New Roman"/>
+          <w:kern w:val="0"/>
+          <w14:ligatures w14:val="none"/>
+        </w:rPr>
+        <w:t>ingredient_id</w:t>
+      </w:r>
+      <w:proofErr w:type="spellEnd"/>
+      <w:r>
+        <w:rPr>
+          <w:rFonts w:ascii="Times New Roman" w:eastAsia="Times New Roman" w:hAnsi="Times New Roman" w:cs="Times New Roman"/>
+          <w:kern w:val="0"/>
+          <w14:ligatures w14:val="none"/>
+        </w:rPr>
+        <w:t xml:space="preserve"> </w:t>
+      </w:r>
+      <w:proofErr w:type="spellStart"/>
+      <w:r>
+        <w:rPr>
+          <w:rFonts w:ascii="Times New Roman" w:eastAsia="Times New Roman" w:hAnsi="Times New Roman" w:cs="Times New Roman"/>
+          <w:kern w:val="0"/>
+          <w14:ligatures w14:val="none"/>
+        </w:rPr>
+        <w:t>FK→ingredient</w:t>
+      </w:r>
+      <w:proofErr w:type="spellEnd"/>
+      <w:r>
+        <w:rPr>
+          <w:rFonts w:ascii="Times New Roman" w:eastAsia="Times New Roman" w:hAnsi="Times New Roman" w:cs="Times New Roman"/>
+          <w:kern w:val="0"/>
+          <w14:ligatures w14:val="none"/>
+        </w:rPr>
+        <w:t xml:space="preserve">, </w:t>
+      </w:r>
+      <w:proofErr w:type="spellStart"/>
+      <w:r>
+        <w:rPr>
+          <w:rFonts w:ascii="Times New Roman" w:eastAsia="Times New Roman" w:hAnsi="Times New Roman" w:cs="Times New Roman"/>
+          <w:kern w:val="0"/>
+          <w14:ligatures w14:val="none"/>
+        </w:rPr>
+        <w:t>unit_price_quote</w:t>
+      </w:r>
+      <w:proofErr w:type="spellEnd"/>
+      <w:r>
+        <w:rPr>
+          <w:rFonts w:ascii="Times New Roman" w:eastAsia="Times New Roman" w:hAnsi="Times New Roman" w:cs="Times New Roman"/>
+          <w:kern w:val="0"/>
+          <w14:ligatures w14:val="none"/>
+        </w:rPr>
+        <w:t xml:space="preserve">, </w:t>
+      </w:r>
+      <w:proofErr w:type="spellStart"/>
+      <w:r>
+        <w:rPr>
+          <w:rFonts w:ascii="Times New Roman" w:eastAsia="Times New Roman" w:hAnsi="Times New Roman" w:cs="Times New Roman"/>
+          <w:kern w:val="0"/>
+          <w14:ligatures w14:val="none"/>
+        </w:rPr>
+        <w:t>ingredient_unit</w:t>
+      </w:r>
+      <w:proofErr w:type="spellEnd"/>
+      <w:r>
+        <w:rPr>
+          <w:rFonts w:ascii="Times New Roman" w:eastAsia="Times New Roman" w:hAnsi="Times New Roman" w:cs="Times New Roman"/>
+          <w:kern w:val="0"/>
+          <w14:ligatures w14:val="none"/>
+        </w:rPr>
+        <w:t xml:space="preserve"> </w:t>
+      </w:r>
+      <w:proofErr w:type="spellStart"/>
+      <w:r>
+        <w:rPr>
+          <w:rFonts w:ascii="Times New Roman" w:eastAsia="Times New Roman" w:hAnsi="Times New Roman" w:cs="Times New Roman"/>
+          <w:kern w:val="0"/>
+          <w14:ligatures w14:val="none"/>
+        </w:rPr>
+        <w:t>FK→unit</w:t>
+      </w:r>
+      <w:proofErr w:type="spellEnd"/>
+      <w:r>
+        <w:rPr>
+          <w:rFonts w:ascii="Times New Roman" w:eastAsia="Times New Roman" w:hAnsi="Times New Roman" w:cs="Times New Roman"/>
+          <w:kern w:val="0"/>
+          <w14:ligatures w14:val="none"/>
+        </w:rPr>
+        <w:t xml:space="preserve">, </w:t>
+      </w:r>
+      <w:proofErr w:type="spellStart"/>
+      <w:r>
+        <w:rPr>
+          <w:rFonts w:ascii="Times New Roman" w:eastAsia="Times New Roman" w:hAnsi="Times New Roman" w:cs="Times New Roman"/>
+          <w:kern w:val="0"/>
+          <w14:ligatures w14:val="none"/>
+        </w:rPr>
+        <w:t>quote_date</w:t>
+      </w:r>
+      <w:proofErr w:type="spellEnd"/>
+      <w:r>
+        <w:rPr>
+          <w:rFonts w:ascii="Times New Roman" w:eastAsia="Times New Roman" w:hAnsi="Times New Roman" w:cs="Times New Roman"/>
+          <w:kern w:val="0"/>
+          <w14:ligatures w14:val="none"/>
+        </w:rPr>
+        <w:t xml:space="preserve">, </w:t>
+      </w:r>
+      <w:proofErr w:type="spellStart"/>
+      <w:r>
+        <w:rPr>
+          <w:rFonts w:ascii="Times New Roman" w:eastAsia="Times New Roman" w:hAnsi="Times New Roman" w:cs="Times New Roman"/>
+          <w:kern w:val="0"/>
+          <w14:ligatures w14:val="none"/>
+        </w:rPr>
         <w:t>units_per_case</w:t>
       </w:r>
       <w:proofErr w:type="spellEnd"/>
@@ -790,6 +1814,310 @@
           <w:rFonts w:ascii="Times New Roman" w:eastAsia="Times New Roman" w:hAnsi="Times New Roman" w:cs="Times New Roman"/>
           <w:kern w:val="0"/>
           <w14:ligatures w14:val="none"/>
+        </w:rPr>
+        <w:t xml:space="preserve">, </w:t>
+      </w:r>
+      <w:proofErr w:type="spellStart"/>
+      <w:r>
+        <w:rPr>
+          <w:rFonts w:ascii="Times New Roman" w:eastAsia="Times New Roman" w:hAnsi="Times New Roman" w:cs="Times New Roman"/>
+          <w:kern w:val="0"/>
+          <w14:ligatures w14:val="none"/>
+        </w:rPr>
+        <w:t>region_id</w:t>
+      </w:r>
+      <w:proofErr w:type="spellEnd"/>
+      <w:r>
+        <w:rPr>
+          <w:rFonts w:ascii="Times New Roman" w:eastAsia="Times New Roman" w:hAnsi="Times New Roman" w:cs="Times New Roman"/>
+          <w:kern w:val="0"/>
+          <w14:ligatures w14:val="none"/>
+        </w:rPr>
+        <w:t xml:space="preserve"> </w:t>
+      </w:r>
+      <w:proofErr w:type="spellStart"/>
+      <w:r>
+        <w:rPr>
+          <w:rFonts w:ascii="Times New Roman" w:eastAsia="Times New Roman" w:hAnsi="Times New Roman" w:cs="Times New Roman"/>
+          <w:kern w:val="0"/>
+          <w14:ligatures w14:val="none"/>
+        </w:rPr>
+        <w:t>FK→</w:t>
+      </w:r>
+      <w:r>
+        <w:rPr>
+          <w:rFonts w:ascii="Times New Roman" w:eastAsia="Times New Roman" w:hAnsi="Times New Roman" w:cs="Times New Roman"/>
+          <w:kern w:val="0"/>
+          <w14:ligatures w14:val="none"/>
+        </w:rPr>
+        <w:t>region</w:t>
+      </w:r>
+      <w:proofErr w:type="spellEnd"/>
+      <w:r>
+        <w:rPr>
+          <w:rFonts w:ascii="Times New Roman" w:eastAsia="Times New Roman" w:hAnsi="Times New Roman" w:cs="Times New Roman"/>
+          <w:kern w:val="0"/>
+          <w14:ligatures w14:val="none"/>
+        </w:rPr>
+        <w:t>)</w:t>
+      </w:r>
+    </w:p>
+    <w:p>
+      <w:pPr>
+        <w:numPr>
+          <w:ilvl w:val="0"/>
+          <w:numId w:val="1"/>
+        </w:numPr>
+        <w:spacing w:after="100" w:afterAutospacing="1" w:line="480" w:lineRule="auto"/>
+        <w:rPr>
+          <w:rFonts w:ascii="Times New Roman" w:eastAsia="Times New Roman" w:hAnsi="Times New Roman" w:cs="Times New Roman"/>
+          <w:kern w:val="0"/>
+          <w14:ligatures w14:val="none"/>
+        </w:rPr>
+      </w:pPr>
+      <w:proofErr w:type="gramStart"/>
+      <w:r>
+        <w:rPr>
+          <w:rFonts w:ascii="Segoe UI" w:hAnsi="Segoe UI" w:cs="Segoe UI"/>
+          <w:b/>
+          <w:bCs/>
+          <w:color w:val="0B0B0B"/>
+          <w:sz w:val="23"/>
+          <w:szCs w:val="23"/>
+        </w:rPr>
+        <w:lastRenderedPageBreak/>
+        <w:t>inventory</w:t>
+      </w:r>
+      <w:r>
+        <w:rPr>
+          <w:rFonts w:ascii="Segoe UI" w:hAnsi="Segoe UI" w:cs="Segoe UI"/>
+          <w:color w:val="0B0B0B"/>
+          <w:sz w:val="23"/>
+          <w:szCs w:val="23"/>
+        </w:rPr>
+        <w:t>(</w:t>
+      </w:r>
+      <w:proofErr w:type="spellStart"/>
+      <w:proofErr w:type="gramEnd"/>
+      <w:r>
+        <w:rPr>
+          <w:rFonts w:ascii="Segoe UI" w:hAnsi="Segoe UI" w:cs="Segoe UI"/>
+          <w:color w:val="0B0B0B"/>
+          <w:sz w:val="23"/>
+          <w:szCs w:val="23"/>
+        </w:rPr>
+        <w:t>ingredient_id</w:t>
+      </w:r>
+      <w:proofErr w:type="spellEnd"/>
+      <w:r>
+        <w:rPr>
+          <w:rFonts w:ascii="Segoe UI" w:hAnsi="Segoe UI" w:cs="Segoe UI"/>
+          <w:color w:val="0B0B0B"/>
+          <w:sz w:val="23"/>
+          <w:szCs w:val="23"/>
+        </w:rPr>
+        <w:t xml:space="preserve">, </w:t>
+      </w:r>
+      <w:proofErr w:type="spellStart"/>
+      <w:r>
+        <w:rPr>
+          <w:rFonts w:ascii="Segoe UI" w:hAnsi="Segoe UI" w:cs="Segoe UI"/>
+          <w:color w:val="0B0B0B"/>
+          <w:sz w:val="23"/>
+          <w:szCs w:val="23"/>
+        </w:rPr>
+        <w:t>inventory_date</w:t>
+      </w:r>
+      <w:proofErr w:type="spellEnd"/>
+      <w:r>
+        <w:rPr>
+          <w:rFonts w:ascii="Segoe UI" w:hAnsi="Segoe UI" w:cs="Segoe UI"/>
+          <w:color w:val="0B0B0B"/>
+          <w:sz w:val="23"/>
+          <w:szCs w:val="23"/>
+        </w:rPr>
+        <w:t xml:space="preserve">, </w:t>
+      </w:r>
+      <w:proofErr w:type="spellStart"/>
+      <w:r>
+        <w:rPr>
+          <w:rFonts w:ascii="Segoe UI" w:hAnsi="Segoe UI" w:cs="Segoe UI"/>
+          <w:color w:val="0B0B0B"/>
+          <w:sz w:val="23"/>
+          <w:szCs w:val="23"/>
+        </w:rPr>
+        <w:t>location</w:t>
+      </w:r>
+      <w:r>
+        <w:rPr>
+          <w:rFonts w:ascii="Segoe UI" w:hAnsi="Segoe UI" w:cs="Segoe UI"/>
+          <w:color w:val="0B0B0B"/>
+          <w:sz w:val="23"/>
+          <w:szCs w:val="23"/>
+        </w:rPr>
+        <w:t>_id</w:t>
+      </w:r>
+      <w:proofErr w:type="spellEnd"/>
+      <w:r>
+        <w:rPr>
+          <w:rFonts w:ascii="Segoe UI" w:hAnsi="Segoe UI" w:cs="Segoe UI"/>
+          <w:color w:val="0B0B0B"/>
+          <w:sz w:val="23"/>
+          <w:szCs w:val="23"/>
+        </w:rPr>
+        <w:t xml:space="preserve"> </w:t>
+      </w:r>
+      <w:proofErr w:type="spellStart"/>
+      <w:r>
+        <w:rPr>
+          <w:rFonts w:ascii="Times New Roman" w:eastAsia="Times New Roman" w:hAnsi="Times New Roman" w:cs="Times New Roman"/>
+          <w:kern w:val="0"/>
+          <w14:ligatures w14:val="none"/>
+        </w:rPr>
+        <w:t>FK→</w:t>
+      </w:r>
+      <w:r>
+        <w:rPr>
+          <w:rFonts w:ascii="Times New Roman" w:eastAsia="Times New Roman" w:hAnsi="Times New Roman" w:cs="Times New Roman"/>
+          <w:kern w:val="0"/>
+          <w14:ligatures w14:val="none"/>
+        </w:rPr>
+        <w:t>location</w:t>
+      </w:r>
+      <w:proofErr w:type="spellEnd"/>
+      <w:r>
+        <w:rPr>
+          <w:rFonts w:ascii="Segoe UI" w:hAnsi="Segoe UI" w:cs="Segoe UI"/>
+          <w:color w:val="0B0B0B"/>
+          <w:sz w:val="23"/>
+          <w:szCs w:val="23"/>
+        </w:rPr>
+        <w:t xml:space="preserve">, </w:t>
+      </w:r>
+      <w:proofErr w:type="spellStart"/>
+      <w:r>
+        <w:rPr>
+          <w:rFonts w:ascii="Segoe UI" w:hAnsi="Segoe UI" w:cs="Segoe UI"/>
+          <w:color w:val="0B0B0B"/>
+          <w:sz w:val="23"/>
+          <w:szCs w:val="23"/>
+        </w:rPr>
+        <w:t>ingredient_quan</w:t>
+      </w:r>
+      <w:r>
+        <w:rPr>
+          <w:rFonts w:ascii="Segoe UI" w:hAnsi="Segoe UI" w:cs="Segoe UI"/>
+          <w:color w:val="0B0B0B"/>
+          <w:sz w:val="23"/>
+          <w:szCs w:val="23"/>
+        </w:rPr>
+        <w:t>t</w:t>
+      </w:r>
+      <w:r>
+        <w:rPr>
+          <w:rFonts w:ascii="Segoe UI" w:hAnsi="Segoe UI" w:cs="Segoe UI"/>
+          <w:color w:val="0B0B0B"/>
+          <w:sz w:val="23"/>
+          <w:szCs w:val="23"/>
+        </w:rPr>
+        <w:t>ity</w:t>
+      </w:r>
+      <w:proofErr w:type="spellEnd"/>
+      <w:r>
+        <w:rPr>
+          <w:rFonts w:ascii="Segoe UI" w:hAnsi="Segoe UI" w:cs="Segoe UI"/>
+          <w:color w:val="0B0B0B"/>
+          <w:sz w:val="23"/>
+          <w:szCs w:val="23"/>
+        </w:rPr>
+        <w:t xml:space="preserve">, </w:t>
+      </w:r>
+      <w:proofErr w:type="spellStart"/>
+      <w:r>
+        <w:rPr>
+          <w:rFonts w:ascii="Segoe UI" w:hAnsi="Segoe UI" w:cs="Segoe UI"/>
+          <w:color w:val="0B0B0B"/>
+          <w:sz w:val="23"/>
+          <w:szCs w:val="23"/>
+        </w:rPr>
+        <w:t>ingredient_unit</w:t>
+      </w:r>
+      <w:proofErr w:type="spellEnd"/>
+      <w:r>
+        <w:rPr>
+          <w:rFonts w:ascii="Segoe UI" w:hAnsi="Segoe UI" w:cs="Segoe UI"/>
+          <w:color w:val="0B0B0B"/>
+          <w:sz w:val="23"/>
+          <w:szCs w:val="23"/>
+        </w:rPr>
+        <w:t>)</w:t>
+      </w:r>
+      <w:r>
+        <w:rPr>
+          <w:rFonts w:ascii="Segoe UI" w:hAnsi="Segoe UI" w:cs="Segoe UI"/>
+          <w:color w:val="0B0B0B"/>
+          <w:sz w:val="23"/>
+          <w:szCs w:val="23"/>
+        </w:rPr>
+        <w:t xml:space="preserve"> – PK (</w:t>
+      </w:r>
+      <w:proofErr w:type="spellStart"/>
+      <w:r>
+        <w:rPr>
+          <w:rFonts w:ascii="Segoe UI" w:hAnsi="Segoe UI" w:cs="Segoe UI"/>
+          <w:color w:val="0B0B0B"/>
+          <w:sz w:val="23"/>
+          <w:szCs w:val="23"/>
+        </w:rPr>
+        <w:t>ingredient_id</w:t>
+      </w:r>
+      <w:proofErr w:type="spellEnd"/>
+      <w:r>
+        <w:rPr>
+          <w:rFonts w:ascii="Segoe UI" w:hAnsi="Segoe UI" w:cs="Segoe UI"/>
+          <w:color w:val="0B0B0B"/>
+          <w:sz w:val="23"/>
+          <w:szCs w:val="23"/>
+        </w:rPr>
+        <w:t xml:space="preserve">, </w:t>
+      </w:r>
+      <w:proofErr w:type="spellStart"/>
+      <w:r>
+        <w:rPr>
+          <w:rFonts w:ascii="Segoe UI" w:hAnsi="Segoe UI" w:cs="Segoe UI"/>
+          <w:color w:val="0B0B0B"/>
+          <w:sz w:val="23"/>
+          <w:szCs w:val="23"/>
+        </w:rPr>
+        <w:t>inventory_date</w:t>
+      </w:r>
+      <w:proofErr w:type="spellEnd"/>
+      <w:r>
+        <w:rPr>
+          <w:rFonts w:ascii="Segoe UI" w:hAnsi="Segoe UI" w:cs="Segoe UI"/>
+          <w:color w:val="0B0B0B"/>
+          <w:sz w:val="23"/>
+          <w:szCs w:val="23"/>
+        </w:rPr>
+        <w:t xml:space="preserve">, </w:t>
+      </w:r>
+      <w:proofErr w:type="spellStart"/>
+      <w:r>
+        <w:rPr>
+          <w:rFonts w:ascii="Segoe UI" w:hAnsi="Segoe UI" w:cs="Segoe UI"/>
+          <w:color w:val="0B0B0B"/>
+          <w:sz w:val="23"/>
+          <w:szCs w:val="23"/>
+        </w:rPr>
+        <w:t>location_id</w:t>
+      </w:r>
+      <w:proofErr w:type="spellEnd"/>
+      <w:r>
+        <w:rPr>
+          <w:rFonts w:ascii="Segoe UI" w:hAnsi="Segoe UI" w:cs="Segoe UI"/>
+          <w:color w:val="0B0B0B"/>
+          <w:sz w:val="23"/>
+          <w:szCs w:val="23"/>
         </w:rPr>
         <w:t>)</w:t>
       </w:r>
@@ -1564,6 +2892,7 @@
   <w:style w:type="character" w:default="1" w:styleId="DefaultParagraphFont">
     <w:name w:val="Default Paragraph Font"/>
     <w:uiPriority w:val="1"/>
+    <w:semiHidden/>
     <w:unhideWhenUsed/>
   </w:style>
   <w:style w:type="table" w:default="1" w:styleId="TableNormal">
